--- a/output/documents/AP-Real-cover-note-draft-2026-08-02.docx
+++ b/output/documents/AP-Real-cover-note-draft-2026-08-02.docx
@@ -51,7 +51,7 @@
         <w:spacing w:after="200"/>
       </w:pPr>
       <w:r>
-        <w:t>Повторно составлять список замечаний вам не требуется. Я заново сверил исходные поручения, проверил опубликованные версии на компьютере и телефоне, выполнил контрольные отправки форм, подтвердил получение писем и устранил найденные дефекты.</w:t>
+        <w:t>Повторно составлять список замечаний вам не требуется. Я заново сверил исходные поручения, проверил опубликованные версии на компьютере и телефоне, выполнил 60 контрольных отправок форм, сверил 48 настроек получателей с согласованной матрицей и отдельно подтвердил обе формы medlic.spb.ru в доступном ящике info@medlic.spb.ru. Найденные дефекты устранены.</w:t>
       </w:r>
     </w:p>
     <w:p>
